--- a/fiches-docx/F-03.docx
+++ b/fiches-docx/F-03.docx
@@ -16,6 +16,12 @@
           <w:tcPr>
             <w:tcW w:type="dxa" w:w="9972"/>
             <w:shd w:val="clear" w:color="auto" w:fill="c8e8bc"/>
+            <w:tcBorders>
+              <w:top w:val="single" w:sz="6" w:space="0" w:color="333333"/>
+              <w:left w:val="single" w:sz="6" w:space="0" w:color="333333"/>
+              <w:bottom w:val="single" w:sz="6" w:space="0" w:color="333333"/>
+              <w:right w:val="single" w:sz="6" w:space="0" w:color="333333"/>
+            </w:tcBorders>
           </w:tcPr>
           <w:p>
             <w:pPr>
@@ -25,10 +31,238 @@
             <w:r>
               <w:rPr>
                 <w:b/>
-                <w:color w:val="1A2B22"/>
-                <w:sz w:val="26"/>
+                <w:sz w:val="24"/>
               </w:rPr>
-              <w:t xml:space="preserve">  F-03 — إعلان تأسيس النادي التربوي  </w:t>
+              <w:t>نموذج إعلان عن تأسيس النادي</w:t>
+            </w:r>
+          </w:p>
+        </w:tc>
+      </w:tr>
+    </w:tbl>
+    <w:p/>
+    <w:tbl>
+      <w:tblPr>
+        <w:tblW w:type="auto" w:w="0"/>
+        <w:jc w:val="center"/>
+        <w:tblLook w:firstColumn="1" w:firstRow="1" w:lastColumn="0" w:lastRow="0" w:noHBand="0" w:noVBand="1" w:val="04A0"/>
+      </w:tblPr>
+      <w:tblGrid>
+        <w:gridCol w:w="2493"/>
+        <w:gridCol w:w="2493"/>
+        <w:gridCol w:w="2493"/>
+        <w:gridCol w:w="2493"/>
+      </w:tblGrid>
+      <w:tr>
+        <w:tc>
+          <w:tcPr>
+            <w:tcW w:type="dxa" w:w="2493"/>
+            <w:tcBorders>
+              <w:top w:val="none" w:sz="0" w:space="0" w:color="auto"/>
+              <w:left w:val="none" w:sz="0" w:space="0" w:color="auto"/>
+              <w:bottom w:val="none" w:sz="0" w:space="0" w:color="auto"/>
+              <w:right w:val="none" w:sz="0" w:space="0" w:color="auto"/>
+            </w:tcBorders>
+          </w:tcPr>
+          <w:p>
+            <w:pPr>
+              <w:bidi/>
+            </w:pPr>
+            <w:r>
+              <w:rPr>
+                <w:b/>
+                <w:sz w:val="19"/>
+              </w:rPr>
+              <w:t>الأكاديميـة :</w:t>
+            </w:r>
+          </w:p>
+        </w:tc>
+        <w:tc>
+          <w:tcPr>
+            <w:tcW w:type="dxa" w:w="2493"/>
+            <w:tcBorders>
+              <w:top w:val="none" w:sz="0" w:space="0" w:color="auto"/>
+              <w:left w:val="none" w:sz="0" w:space="0" w:color="auto"/>
+              <w:bottom w:val="none" w:sz="0" w:space="0" w:color="auto"/>
+              <w:right w:val="none" w:sz="0" w:space="0" w:color="auto"/>
+            </w:tcBorders>
+          </w:tcPr>
+          <w:p>
+            <w:pPr>
+              <w:bidi/>
+            </w:pPr>
+            <w:r>
+              <w:rPr>
+                <w:color w:val="555555"/>
+                <w:sz w:val="18"/>
+              </w:rPr>
+              <w:t>. . . . . . . . . . . . . . . . . . . . .</w:t>
+            </w:r>
+          </w:p>
+        </w:tc>
+        <w:tc>
+          <w:tcPr>
+            <w:tcW w:type="dxa" w:w="2493"/>
+            <w:tcBorders>
+              <w:top w:val="none" w:sz="0" w:space="0" w:color="auto"/>
+              <w:left w:val="none" w:sz="0" w:space="0" w:color="auto"/>
+              <w:bottom w:val="none" w:sz="0" w:space="0" w:color="auto"/>
+              <w:right w:val="none" w:sz="0" w:space="0" w:color="auto"/>
+            </w:tcBorders>
+          </w:tcPr>
+          <w:p>
+            <w:pPr>
+              <w:bidi/>
+            </w:pPr>
+            <w:r>
+              <w:rPr>
+                <w:b/>
+                <w:sz w:val="19"/>
+              </w:rPr>
+              <w:t>المديرية الإقليمية :</w:t>
+            </w:r>
+          </w:p>
+        </w:tc>
+        <w:tc>
+          <w:tcPr>
+            <w:tcW w:type="dxa" w:w="2493"/>
+            <w:tcBorders>
+              <w:top w:val="none" w:sz="0" w:space="0" w:color="auto"/>
+              <w:left w:val="none" w:sz="0" w:space="0" w:color="auto"/>
+              <w:bottom w:val="none" w:sz="0" w:space="0" w:color="auto"/>
+              <w:right w:val="none" w:sz="0" w:space="0" w:color="auto"/>
+            </w:tcBorders>
+          </w:tcPr>
+          <w:p>
+            <w:pPr>
+              <w:bidi/>
+            </w:pPr>
+            <w:r>
+              <w:rPr>
+                <w:color w:val="555555"/>
+                <w:sz w:val="18"/>
+              </w:rPr>
+              <w:t>. . . . . . . . . . . . . . . . . . . . .</w:t>
+            </w:r>
+          </w:p>
+        </w:tc>
+      </w:tr>
+      <w:tr>
+        <w:tc>
+          <w:tcPr>
+            <w:tcW w:type="dxa" w:w="2493"/>
+            <w:tcBorders>
+              <w:top w:val="none" w:sz="0" w:space="0" w:color="auto"/>
+              <w:left w:val="none" w:sz="0" w:space="0" w:color="auto"/>
+              <w:bottom w:val="none" w:sz="0" w:space="0" w:color="auto"/>
+              <w:right w:val="none" w:sz="0" w:space="0" w:color="auto"/>
+            </w:tcBorders>
+          </w:tcPr>
+          <w:p>
+            <w:pPr>
+              <w:bidi/>
+            </w:pPr>
+            <w:r>
+              <w:rPr>
+                <w:b/>
+                <w:sz w:val="19"/>
+              </w:rPr>
+              <w:t>المؤسسـة :</w:t>
+            </w:r>
+          </w:p>
+        </w:tc>
+        <w:tc>
+          <w:tcPr>
+            <w:tcW w:type="dxa" w:w="2493"/>
+            <w:tcBorders>
+              <w:top w:val="none" w:sz="0" w:space="0" w:color="auto"/>
+              <w:left w:val="none" w:sz="0" w:space="0" w:color="auto"/>
+              <w:bottom w:val="none" w:sz="0" w:space="0" w:color="auto"/>
+              <w:right w:val="none" w:sz="0" w:space="0" w:color="auto"/>
+            </w:tcBorders>
+          </w:tcPr>
+          <w:p>
+            <w:pPr>
+              <w:bidi/>
+            </w:pPr>
+            <w:r>
+              <w:rPr>
+                <w:color w:val="555555"/>
+                <w:sz w:val="18"/>
+              </w:rPr>
+              <w:t>. . . . . . . . . . . . . . . . . . . . .</w:t>
+            </w:r>
+          </w:p>
+        </w:tc>
+        <w:tc>
+          <w:tcPr>
+            <w:tcW w:type="dxa" w:w="2493"/>
+            <w:tcBorders>
+              <w:top w:val="none" w:sz="0" w:space="0" w:color="auto"/>
+              <w:left w:val="none" w:sz="0" w:space="0" w:color="auto"/>
+              <w:bottom w:val="none" w:sz="0" w:space="0" w:color="auto"/>
+              <w:right w:val="none" w:sz="0" w:space="0" w:color="auto"/>
+            </w:tcBorders>
+          </w:tcPr>
+          <w:p>
+            <w:pPr>
+              <w:bidi/>
+            </w:pPr>
+            <w:r>
+              <w:rPr>
+                <w:b/>
+                <w:sz w:val="19"/>
+              </w:rPr>
+              <w:t>النـادي :</w:t>
+            </w:r>
+          </w:p>
+        </w:tc>
+        <w:tc>
+          <w:tcPr>
+            <w:tcW w:type="dxa" w:w="2493"/>
+            <w:tcBorders>
+              <w:top w:val="none" w:sz="0" w:space="0" w:color="auto"/>
+              <w:left w:val="none" w:sz="0" w:space="0" w:color="auto"/>
+              <w:bottom w:val="none" w:sz="0" w:space="0" w:color="auto"/>
+              <w:right w:val="none" w:sz="0" w:space="0" w:color="auto"/>
+            </w:tcBorders>
+          </w:tcPr>
+          <w:p>
+            <w:pPr>
+              <w:bidi/>
+            </w:pPr>
+            <w:r>
+              <w:rPr>
+                <w:color w:val="555555"/>
+                <w:sz w:val="18"/>
+              </w:rPr>
+              <w:t>. . . . . . . . . . . . . . . . . . . . .</w:t>
+            </w:r>
+          </w:p>
+        </w:tc>
+      </w:tr>
+      <w:tr>
+        <w:tc>
+          <w:tcPr>
+            <w:tcW w:type="dxa" w:w="9972"/>
+            <w:gridSpan w:val="4"/>
+            <w:tcBorders>
+              <w:top w:val="none" w:sz="0" w:space="0" w:color="auto"/>
+              <w:left w:val="none" w:sz="0" w:space="0" w:color="auto"/>
+              <w:bottom w:val="none" w:sz="0" w:space="0" w:color="auto"/>
+              <w:right w:val="none" w:sz="0" w:space="0" w:color="auto"/>
+            </w:tcBorders>
+          </w:tcPr>
+          <w:p>
+            <w:pPr>
+              <w:jc w:val="center"/>
+              <w:bidi/>
+            </w:pPr>
+            <w:r>
+              <w:rPr>
+                <w:b/>
+                <w:sz w:val="20"/>
+              </w:rPr>
+              <w:t>الموسم الدراسي :  . . . . . . . .  /  . . . . . . . .</w:t>
             </w:r>
           </w:p>
         </w:tc>
@@ -46,7 +280,7 @@
           <w:color w:val="2D6A4F"/>
           <w:sz w:val="28"/>
         </w:rPr>
-        <w:t>إعلان تأسيس</w:t>
+        <w:t>إعـــلان</w:t>
       </w:r>
     </w:p>
     <w:p/>
@@ -56,445 +290,67 @@
         <w:jc w:val="both"/>
       </w:pPr>
       <w:r>
-        <w:t xml:space="preserve">يُسعدنا أن نُعلن عن التأسيس الرسمي لـ </w:t>
+        <w:t xml:space="preserve">تعـلـن إدارة المؤسسة إلى عموم التلاميذ والأطر الإدارية والتربوية بالمؤسسة أنه تم تأسيس نادي </w:t>
       </w:r>
       <w:r>
         <w:rPr>
-          <w:u w:val="single"/>
+          <w:color w:val="2D6A4F"/>
         </w:rPr>
-        <w:t>___________________________</w:t>
+        <w:t>(يحدد اسم النادي)</w:t>
       </w:r>
       <w:r>
-        <w:t xml:space="preserve"> بمؤسسة </w:t>
+        <w:t xml:space="preserve">، بعد انعقاد الجمع العام التأسيسي يوم </w:t>
       </w:r>
       <w:r>
         <w:rPr>
-          <w:u w:val="single"/>
+          <w:color w:val="2D6A4F"/>
         </w:rPr>
-        <w:t>___________________________</w:t>
+        <w:t>(يحدد اليوم)</w:t>
       </w:r>
       <w:r>
-        <w:t>، وذلك في إطار الأندية التربوية المنصوص عليها في المذكرة الوزارية رقم 42.</w:t>
+        <w:t xml:space="preserve"> في الساعة </w:t>
+      </w:r>
+      <w:r>
+        <w:rPr>
+          <w:color w:val="2D6A4F"/>
+        </w:rPr>
+        <w:t>(تحدد الساعة)</w:t>
+      </w:r>
+      <w:r>
+        <w:t xml:space="preserve"> تم خلاله انتخاب مكتب النادي وتوزيع المهام بين أعضائه، وانتداب مؤطري النادي ومنسقي اللجان الوظيفية وفرق العمل.</w:t>
       </w:r>
     </w:p>
     <w:p/>
     <w:p>
       <w:pPr>
         <w:bidi/>
+        <w:jc w:val="both"/>
+      </w:pPr>
+      <w:r>
+        <w:t xml:space="preserve">هذا ويبقى باب الانخراط مفتوحاً في وجه عموم التلاميذ وهيئة التدريس والإدارة. فعلى الراغبين في الانضمام إلى النادي الاتصال مباشرة بالسيد(ة) </w:t>
+      </w:r>
+      <w:r>
+        <w:rPr>
+          <w:color w:val="2D6A4F"/>
+        </w:rPr>
+        <w:t>(يحدد اسم المكلف(ة) بتنسيق النادي)</w:t>
+      </w:r>
+      <w:r>
+        <w:t>، أو بأعضاء المكتب المسير لتقديم طلباتهم.</w:t>
+      </w:r>
+    </w:p>
+    <w:p/>
+    <w:p>
+      <w:pPr>
+        <w:bidi/>
+        <w:jc w:val="center"/>
       </w:pPr>
       <w:r>
         <w:rPr>
           <w:b/>
           <w:sz w:val="22"/>
         </w:rPr>
-        <w:t xml:space="preserve">تاريخ التأسيس: </w:t>
-      </w:r>
-      <w:r>
-        <w:t>__________________________________________________</w:t>
-      </w:r>
-    </w:p>
-    <w:p>
-      <w:pPr>
-        <w:bidi/>
-      </w:pPr>
-      <w:r>
-        <w:rPr>
-          <w:b/>
-          <w:sz w:val="22"/>
-        </w:rPr>
-        <w:t xml:space="preserve">مجال النادي: </w:t>
-      </w:r>
-      <w:r>
-        <w:t>__________________________________________________</w:t>
-      </w:r>
-    </w:p>
-    <w:p>
-      <w:pPr>
-        <w:bidi/>
-      </w:pPr>
-      <w:r>
-        <w:rPr>
-          <w:b/>
-          <w:sz w:val="22"/>
-        </w:rPr>
-        <w:t xml:space="preserve">المؤطِّر المسؤول: </w:t>
-      </w:r>
-      <w:r>
-        <w:t>__________________________________________________</w:t>
-      </w:r>
-    </w:p>
-    <w:p>
-      <w:pPr>
-        <w:bidi/>
-      </w:pPr>
-      <w:r>
-        <w:rPr>
-          <w:b/>
-          <w:sz w:val="22"/>
-        </w:rPr>
-        <w:t xml:space="preserve">مُنسِّق لجنة التسيير: </w:t>
-      </w:r>
-      <w:r>
-        <w:t>__________________________________________________</w:t>
-      </w:r>
-    </w:p>
-    <w:p/>
-    <w:p>
-      <w:pPr>
-        <w:bidi/>
-      </w:pPr>
-      <w:r>
-        <w:rPr>
-          <w:b/>
-          <w:color w:val="2D6A4F"/>
-          <w:sz w:val="22"/>
-        </w:rPr>
-        <w:t>◆  مكتب النادي المنتخب</w:t>
-      </w:r>
-    </w:p>
-    <w:tbl>
-      <w:tblPr>
-        <w:tblStyle w:val="TableGrid"/>
-        <w:tblW w:type="auto" w:w="0"/>
-        <w:jc w:val="center"/>
-        <w:tblLook w:firstColumn="1" w:firstRow="1" w:lastColumn="0" w:lastRow="0" w:noHBand="0" w:noVBand="1" w:val="04A0"/>
-      </w:tblPr>
-      <w:tblGrid>
-        <w:gridCol w:w="3324"/>
-        <w:gridCol w:w="3324"/>
-        <w:gridCol w:w="3324"/>
-      </w:tblGrid>
-      <w:tr>
-        <w:tc>
-          <w:tcPr>
-            <w:tcW w:type="dxa" w:w="3324"/>
-            <w:shd w:val="clear" w:color="auto" w:fill="e8e8e8"/>
-          </w:tcPr>
-          <w:p>
-            <w:pPr>
-              <w:jc w:val="center"/>
-              <w:bidi/>
-            </w:pPr>
-            <w:r>
-              <w:rPr>
-                <w:b/>
-                <w:sz w:val="20"/>
-              </w:rPr>
-              <w:t>المنصب</w:t>
-            </w:r>
-          </w:p>
-        </w:tc>
-        <w:tc>
-          <w:tcPr>
-            <w:tcW w:type="dxa" w:w="3324"/>
-            <w:shd w:val="clear" w:color="auto" w:fill="e8e8e8"/>
-          </w:tcPr>
-          <w:p>
-            <w:pPr>
-              <w:jc w:val="center"/>
-              <w:bidi/>
-            </w:pPr>
-            <w:r>
-              <w:rPr>
-                <w:b/>
-                <w:sz w:val="20"/>
-              </w:rPr>
-              <w:t>الاسم الكامل</w:t>
-            </w:r>
-          </w:p>
-        </w:tc>
-        <w:tc>
-          <w:tcPr>
-            <w:tcW w:type="dxa" w:w="3324"/>
-            <w:shd w:val="clear" w:color="auto" w:fill="e8e8e8"/>
-          </w:tcPr>
-          <w:p>
-            <w:pPr>
-              <w:jc w:val="center"/>
-              <w:bidi/>
-            </w:pPr>
-            <w:r>
-              <w:rPr>
-                <w:b/>
-                <w:sz w:val="20"/>
-              </w:rPr>
-              <w:t>القسم</w:t>
-            </w:r>
-          </w:p>
-        </w:tc>
-      </w:tr>
-      <w:tr>
-        <w:tc>
-          <w:tcPr>
-            <w:tcW w:type="dxa" w:w="3324"/>
-          </w:tcPr>
-          <w:p>
-            <w:pPr>
-              <w:jc w:val="center"/>
-              <w:bidi/>
-            </w:pPr>
-            <w:r>
-              <w:t>الرئيس</w:t>
-            </w:r>
-          </w:p>
-        </w:tc>
-        <w:tc>
-          <w:tcPr>
-            <w:tcW w:type="dxa" w:w="3324"/>
-          </w:tcPr>
-          <w:p>
-            <w:pPr>
-              <w:jc w:val="center"/>
-            </w:pPr>
-          </w:p>
-        </w:tc>
-        <w:tc>
-          <w:tcPr>
-            <w:tcW w:type="dxa" w:w="3324"/>
-          </w:tcPr>
-          <w:p>
-            <w:pPr>
-              <w:jc w:val="center"/>
-            </w:pPr>
-          </w:p>
-        </w:tc>
-      </w:tr>
-      <w:tr>
-        <w:tc>
-          <w:tcPr>
-            <w:tcW w:type="dxa" w:w="3324"/>
-          </w:tcPr>
-          <w:p>
-            <w:pPr>
-              <w:jc w:val="center"/>
-              <w:bidi/>
-            </w:pPr>
-            <w:r>
-              <w:t>نائب الرئيس</w:t>
-            </w:r>
-          </w:p>
-        </w:tc>
-        <w:tc>
-          <w:tcPr>
-            <w:tcW w:type="dxa" w:w="3324"/>
-          </w:tcPr>
-          <w:p>
-            <w:pPr>
-              <w:jc w:val="center"/>
-            </w:pPr>
-          </w:p>
-        </w:tc>
-        <w:tc>
-          <w:tcPr>
-            <w:tcW w:type="dxa" w:w="3324"/>
-          </w:tcPr>
-          <w:p>
-            <w:pPr>
-              <w:jc w:val="center"/>
-            </w:pPr>
-          </w:p>
-        </w:tc>
-      </w:tr>
-      <w:tr>
-        <w:tc>
-          <w:tcPr>
-            <w:tcW w:type="dxa" w:w="3324"/>
-          </w:tcPr>
-          <w:p>
-            <w:pPr>
-              <w:jc w:val="center"/>
-              <w:bidi/>
-            </w:pPr>
-            <w:r>
-              <w:t>الكاتب</w:t>
-            </w:r>
-          </w:p>
-        </w:tc>
-        <w:tc>
-          <w:tcPr>
-            <w:tcW w:type="dxa" w:w="3324"/>
-          </w:tcPr>
-          <w:p>
-            <w:pPr>
-              <w:jc w:val="center"/>
-            </w:pPr>
-          </w:p>
-        </w:tc>
-        <w:tc>
-          <w:tcPr>
-            <w:tcW w:type="dxa" w:w="3324"/>
-          </w:tcPr>
-          <w:p>
-            <w:pPr>
-              <w:jc w:val="center"/>
-            </w:pPr>
-          </w:p>
-        </w:tc>
-      </w:tr>
-      <w:tr>
-        <w:tc>
-          <w:tcPr>
-            <w:tcW w:type="dxa" w:w="3324"/>
-          </w:tcPr>
-          <w:p>
-            <w:pPr>
-              <w:jc w:val="center"/>
-              <w:bidi/>
-            </w:pPr>
-            <w:r>
-              <w:t>نائب الكاتب</w:t>
-            </w:r>
-          </w:p>
-        </w:tc>
-        <w:tc>
-          <w:tcPr>
-            <w:tcW w:type="dxa" w:w="3324"/>
-          </w:tcPr>
-          <w:p>
-            <w:pPr>
-              <w:jc w:val="center"/>
-            </w:pPr>
-          </w:p>
-        </w:tc>
-        <w:tc>
-          <w:tcPr>
-            <w:tcW w:type="dxa" w:w="3324"/>
-          </w:tcPr>
-          <w:p>
-            <w:pPr>
-              <w:jc w:val="center"/>
-            </w:pPr>
-          </w:p>
-        </w:tc>
-      </w:tr>
-      <w:tr>
-        <w:tc>
-          <w:tcPr>
-            <w:tcW w:type="dxa" w:w="3324"/>
-          </w:tcPr>
-          <w:p>
-            <w:pPr>
-              <w:jc w:val="center"/>
-              <w:bidi/>
-            </w:pPr>
-            <w:r>
-              <w:t>الخازن</w:t>
-            </w:r>
-          </w:p>
-        </w:tc>
-        <w:tc>
-          <w:tcPr>
-            <w:tcW w:type="dxa" w:w="3324"/>
-          </w:tcPr>
-          <w:p>
-            <w:pPr>
-              <w:jc w:val="center"/>
-            </w:pPr>
-          </w:p>
-        </w:tc>
-        <w:tc>
-          <w:tcPr>
-            <w:tcW w:type="dxa" w:w="3324"/>
-          </w:tcPr>
-          <w:p>
-            <w:pPr>
-              <w:jc w:val="center"/>
-            </w:pPr>
-          </w:p>
-        </w:tc>
-      </w:tr>
-      <w:tr>
-        <w:tc>
-          <w:tcPr>
-            <w:tcW w:type="dxa" w:w="3324"/>
-          </w:tcPr>
-          <w:p>
-            <w:pPr>
-              <w:jc w:val="center"/>
-              <w:bidi/>
-            </w:pPr>
-            <w:r>
-              <w:t>نائب الخازن</w:t>
-            </w:r>
-          </w:p>
-        </w:tc>
-        <w:tc>
-          <w:tcPr>
-            <w:tcW w:type="dxa" w:w="3324"/>
-          </w:tcPr>
-          <w:p>
-            <w:pPr>
-              <w:jc w:val="center"/>
-            </w:pPr>
-          </w:p>
-        </w:tc>
-        <w:tc>
-          <w:tcPr>
-            <w:tcW w:type="dxa" w:w="3324"/>
-          </w:tcPr>
-          <w:p>
-            <w:pPr>
-              <w:jc w:val="center"/>
-            </w:pPr>
-          </w:p>
-        </w:tc>
-      </w:tr>
-    </w:tbl>
-    <w:p/>
-    <w:p/>
-    <w:p>
-      <w:pPr>
-        <w:bidi/>
-      </w:pPr>
-      <w:r>
-        <w:rPr>
-          <w:b/>
-          <w:color w:val="2D6A4F"/>
-          <w:sz w:val="22"/>
-        </w:rPr>
-        <w:t>◆  رسالة النادي</w:t>
-      </w:r>
-    </w:p>
-    <w:p>
-      <w:pPr>
-        <w:bidi/>
-      </w:pPr>
-      <w:r>
-        <w:t>________________________________________________________________________________</w:t>
-      </w:r>
-    </w:p>
-    <w:p>
-      <w:pPr>
-        <w:bidi/>
-      </w:pPr>
-      <w:r>
-        <w:t>________________________________________________________________________________</w:t>
-      </w:r>
-    </w:p>
-    <w:p>
-      <w:pPr>
-        <w:bidi/>
-      </w:pPr>
-      <w:r>
-        <w:t>________________________________________________________________________________</w:t>
-      </w:r>
-    </w:p>
-    <w:p>
-      <w:pPr>
-        <w:bidi/>
-      </w:pPr>
-      <w:r>
-        <w:t>________________________________________________________________________________</w:t>
-      </w:r>
-    </w:p>
-    <w:p/>
-    <w:p>
-      <w:pPr>
-        <w:bidi/>
-        <w:jc w:val="left"/>
-      </w:pPr>
-      <w:r>
-        <w:t>توقيع المؤطِّر: ___________________        توقيع مدير المؤسسة: ___________________</w:t>
+        <w:t>الإدارة</w:t>
       </w:r>
     </w:p>
     <w:sectPr>
@@ -872,7 +728,7 @@
     <w:rsid w:val="00FC693F"/>
     <w:rPr>
       <w:rFonts w:ascii="Arial" w:hAnsi="Arial"/>
-      <w:sz w:val="22"/>
+      <w:sz w:val="20"/>
     </w:rPr>
   </w:style>
   <w:style w:type="paragraph" w:styleId="Header">
